--- a/docs/August research.docx
+++ b/docs/August research.docx
@@ -62,6 +62,9 @@
     </w:p>
     <w:p>
       <w:r>
+        <w:rPr>
+          <w:noProof/>
+        </w:rPr>
         <w:drawing>
           <wp:inline distT="0" distB="0" distL="0" distR="0" wp14:anchorId="6EF90F48" wp14:editId="4A927EC1">
             <wp:extent cx="5943600" cy="1384935"/>
@@ -257,7 +260,27 @@
           <w:szCs w:val="36"/>
         </w:rPr>
         <w:lastRenderedPageBreak/>
-        <w:t>Double Gradient Descent (Hypergradient Descent)</w:t>
+        <w:t>Double Gradient Descent (</w:t>
+      </w:r>
+      <w:proofErr w:type="spellStart"/>
+      <w:r>
+        <w:rPr>
+          <w:b/>
+          <w:bCs/>
+          <w:sz w:val="30"/>
+          <w:szCs w:val="36"/>
+        </w:rPr>
+        <w:t>Hypergradient</w:t>
+      </w:r>
+      <w:proofErr w:type="spellEnd"/>
+      <w:r>
+        <w:rPr>
+          <w:b/>
+          <w:bCs/>
+          <w:sz w:val="30"/>
+          <w:szCs w:val="36"/>
+        </w:rPr>
+        <w:t xml:space="preserve"> Descent)</w:t>
       </w:r>
     </w:p>
     <w:p>
@@ -280,19 +303,52 @@
         <w:t>but also with respect to the learning rate</w:t>
       </w:r>
       <w:r>
-        <w:t xml:space="preserve"> α itself. This "gradient of a gradient" is called a hypergradient.</w:t>
+        <w:t xml:space="preserve"> α itself. This "gradient of a gradient" is called a </w:t>
+      </w:r>
+      <w:proofErr w:type="spellStart"/>
+      <w:r>
+        <w:t>hypergradient</w:t>
+      </w:r>
+      <w:proofErr w:type="spellEnd"/>
+      <w:r>
+        <w:t>.</w:t>
       </w:r>
     </w:p>
     <w:p>
       <w:r>
         <w:t>Using the paper [</w:t>
       </w:r>
-      <w:r>
-        <w:rPr>
-          <w:b/>
-          <w:bCs/>
-        </w:rPr>
-        <w:t>Baydin et al., "Online Learning Rate Adaptation with Hypergradient Descent" (2018), ICLR</w:t>
+      <w:proofErr w:type="spellStart"/>
+      <w:r>
+        <w:rPr>
+          <w:b/>
+          <w:bCs/>
+        </w:rPr>
+        <w:t>Baydin</w:t>
+      </w:r>
+      <w:proofErr w:type="spellEnd"/>
+      <w:r>
+        <w:rPr>
+          <w:b/>
+          <w:bCs/>
+        </w:rPr>
+        <w:t xml:space="preserve"> et al., "Online Learning Rate Adaptation with </w:t>
+      </w:r>
+      <w:proofErr w:type="spellStart"/>
+      <w:r>
+        <w:rPr>
+          <w:b/>
+          <w:bCs/>
+        </w:rPr>
+        <w:t>Hypergradient</w:t>
+      </w:r>
+      <w:proofErr w:type="spellEnd"/>
+      <w:r>
+        <w:rPr>
+          <w:b/>
+          <w:bCs/>
+        </w:rPr>
+        <w:t xml:space="preserve"> Descent" (2018), ICLR</w:t>
       </w:r>
       <w:r>
         <w:t>]</w:t>
@@ -300,6 +356,9 @@
     </w:p>
     <w:p>
       <w:r>
+        <w:rPr>
+          <w:noProof/>
+        </w:rPr>
         <w:drawing>
           <wp:inline distT="0" distB="0" distL="0" distR="0" wp14:anchorId="3F1C2405" wp14:editId="359EB4B3">
             <wp:extent cx="3753374" cy="2581635"/>
@@ -402,6 +461,9 @@
     <w:p/>
     <w:p>
       <w:r>
+        <w:rPr>
+          <w:noProof/>
+        </w:rPr>
         <w:lastRenderedPageBreak/>
         <w:drawing>
           <wp:inline distT="0" distB="0" distL="0" distR="0" wp14:anchorId="77BF21CA" wp14:editId="296FFE18">
@@ -446,6 +508,9 @@
         <w:t xml:space="preserve"> </w:t>
       </w:r>
       <w:r>
+        <w:rPr>
+          <w:noProof/>
+        </w:rPr>
         <w:drawing>
           <wp:inline distT="0" distB="0" distL="0" distR="0" wp14:anchorId="2CE25BEF" wp14:editId="3AA15BF6">
             <wp:extent cx="2638772" cy="1650924"/>
@@ -588,6 +653,9 @@
         </w:rPr>
       </w:pPr>
       <w:r>
+        <w:rPr>
+          <w:noProof/>
+        </w:rPr>
         <w:drawing>
           <wp:inline distT="0" distB="0" distL="0" distR="0" wp14:anchorId="0FD0A3E4" wp14:editId="6B10AB0D">
             <wp:extent cx="2512422" cy="1584221"/>
@@ -631,6 +699,9 @@
         <w:t xml:space="preserve"> </w:t>
       </w:r>
       <w:r>
+        <w:rPr>
+          <w:noProof/>
+        </w:rPr>
         <w:drawing>
           <wp:inline distT="0" distB="0" distL="0" distR="0" wp14:anchorId="18AEB7FF" wp14:editId="79588778">
             <wp:extent cx="3163347" cy="2034208"/>
@@ -670,6 +741,9 @@
     </w:p>
     <w:p>
       <w:r>
+        <w:rPr>
+          <w:noProof/>
+        </w:rPr>
         <w:lastRenderedPageBreak/>
         <w:drawing>
           <wp:inline distT="0" distB="0" distL="0" distR="0" wp14:anchorId="1D7A3009" wp14:editId="28C9B427">
@@ -714,6 +788,9 @@
         <w:t xml:space="preserve"> </w:t>
       </w:r>
       <w:r>
+        <w:rPr>
+          <w:noProof/>
+        </w:rPr>
         <w:drawing>
           <wp:inline distT="0" distB="0" distL="0" distR="0" wp14:anchorId="6A8137E8" wp14:editId="7A4AB584">
             <wp:extent cx="5363323" cy="1286054"/>
@@ -896,7 +973,23 @@
     <w:p>
       <w:r>
         <w:lastRenderedPageBreak/>
-        <w:t>∂f/∂xᵢ ≈ (f(x + εeᵢ) − f(x − εeᵢ)) / 2ε</w:t>
+        <w:t xml:space="preserve">∂f/∂xᵢ ≈ (f(x + </w:t>
+      </w:r>
+      <w:proofErr w:type="spellStart"/>
+      <w:r>
+        <w:t>εe</w:t>
+      </w:r>
+      <w:proofErr w:type="spellEnd"/>
+      <w:r>
+        <w:t xml:space="preserve">ᵢ) − f(x − </w:t>
+      </w:r>
+      <w:proofErr w:type="spellStart"/>
+      <w:r>
+        <w:t>εe</w:t>
+      </w:r>
+      <w:proofErr w:type="spellEnd"/>
+      <w:r>
+        <w:t>ᵢ)) / 2ε</w:t>
       </w:r>
     </w:p>
     <w:p>
@@ -936,7 +1029,23 @@
     </w:p>
     <w:p>
       <w:r>
-        <w:t>ĝ ≈ (f(x + εΔ) − f(x − εΔ)) / 2ε · Δ⁻¹</w:t>
+        <w:t xml:space="preserve">ĝ ≈ (f(x + </w:t>
+      </w:r>
+      <w:proofErr w:type="spellStart"/>
+      <w:r>
+        <w:t>εΔ</w:t>
+      </w:r>
+      <w:proofErr w:type="spellEnd"/>
+      <w:r>
+        <w:t xml:space="preserve">) − f(x − </w:t>
+      </w:r>
+      <w:proofErr w:type="spellStart"/>
+      <w:r>
+        <w:t>εΔ</w:t>
+      </w:r>
+      <w:proofErr w:type="spellEnd"/>
+      <w:r>
+        <w:t>)) / 2ε · Δ⁻¹</w:t>
       </w:r>
     </w:p>
     <w:p>
@@ -955,12 +1064,14 @@
       <w:r>
         <w:t xml:space="preserve"> A trick where you evaluate f(x + </w:t>
       </w:r>
+      <w:proofErr w:type="spellStart"/>
       <w:r>
         <w:rPr>
           <w:highlight w:val="yellow"/>
         </w:rPr>
         <w:t>ih</w:t>
       </w:r>
+      <w:proofErr w:type="spellEnd"/>
       <w:r>
         <w:t xml:space="preserve">) with a </w:t>
       </w:r>
@@ -1017,48 +1128,47 @@
           <w:sz w:val="20"/>
           <w:szCs w:val="20"/>
         </w:rPr>
-        <w:t>P</w:t>
-      </w:r>
-      <w:r>
-        <w:rPr>
-          <w:b/>
-          <w:bCs/>
+        <w:t>Perturbing</w:t>
+      </w:r>
+      <w:r>
+        <w:rPr>
           <w:i/>
           <w:iCs/>
           <w:sz w:val="20"/>
           <w:szCs w:val="20"/>
         </w:rPr>
-        <w:t>erturbing</w:t>
-      </w:r>
-      <w:r>
-        <w:rPr>
+        <w:t xml:space="preserve"> (or a </w:t>
+      </w:r>
+      <w:r>
+        <w:rPr>
+          <w:b/>
+          <w:bCs/>
           <w:i/>
           <w:iCs/>
           <w:sz w:val="20"/>
           <w:szCs w:val="20"/>
         </w:rPr>
-        <w:t xml:space="preserve"> (or a </w:t>
-      </w:r>
-      <w:r>
-        <w:rPr>
-          <w:b/>
-          <w:bCs/>
+        <w:t>perturbation</w:t>
+      </w:r>
+      <w:r>
+        <w:rPr>
           <w:i/>
           <w:iCs/>
           <w:sz w:val="20"/>
           <w:szCs w:val="20"/>
         </w:rPr>
-        <w:t>perturbation</w:t>
-      </w:r>
-      <w:r>
+        <w:t>) means introducing a small, temporary, or controlled disturbance to a system to see how it responds, changes, or recovers</w:t>
+      </w:r>
+    </w:p>
+    <w:p>
+      <w:pPr>
         <w:rPr>
           <w:i/>
           <w:iCs/>
           <w:sz w:val="20"/>
           <w:szCs w:val="20"/>
         </w:rPr>
-        <w:t>) means introducing a small, temporary, or controlled disturbance to a system to see how it responds, changes, or recovers</w:t>
-      </w:r>
+      </w:pPr>
     </w:p>
     <w:p>
       <w:pPr>
@@ -1072,63 +1182,222 @@
     </w:p>
     <w:p>
       <w:pPr>
-        <w:rPr>
-          <w:i/>
-          <w:iCs/>
-          <w:sz w:val="20"/>
-          <w:szCs w:val="20"/>
+        <w:jc w:val="both"/>
+        <w:rPr>
+          <w:b/>
+          <w:bCs/>
         </w:rPr>
       </w:pPr>
+      <w:r>
+        <w:rPr>
+          <w:b/>
+          <w:bCs/>
+        </w:rPr>
+        <w:t>Decoupled weight decay Normalization:</w:t>
+      </w:r>
     </w:p>
     <w:p>
       <w:pPr>
         <w:rPr>
-          <w:i/>
-          <w:iCs/>
           <w:sz w:val="20"/>
           <w:szCs w:val="20"/>
         </w:rPr>
       </w:pPr>
+      <w:r>
+        <w:rPr>
+          <w:sz w:val="20"/>
+          <w:szCs w:val="20"/>
+        </w:rPr>
+        <w:t>L2 regularization and weight decay regularization are equivalent for standard stochastic gradient descent (when rescaled by the learning rate), but as we demonstrate this is not the case for adaptive gradient algorithms, such as Adam.</w:t>
+      </w:r>
     </w:p>
     <w:p>
       <w:pPr>
         <w:rPr>
-          <w:i/>
-          <w:iCs/>
           <w:sz w:val="20"/>
           <w:szCs w:val="20"/>
         </w:rPr>
       </w:pPr>
+      <w:r>
+        <w:rPr>
+          <w:sz w:val="20"/>
+          <w:szCs w:val="20"/>
+        </w:rPr>
+        <w:t>The two techniques can be made equivalent for SGD by a reparameterization of the weight decay factor based on the learning rate; however, as is often overlooked, this is not the case for Adam. In particular, when combined with adaptive gradients, L2 regularization leads to weights with large historic parameter and/or gradient amplitudes being regularized less than they would be when using weight decay. L2 regularization is not effective</w:t>
+      </w:r>
+      <w:r>
+        <w:rPr>
+          <w:sz w:val="20"/>
+          <w:szCs w:val="20"/>
+        </w:rPr>
+        <w:t>.</w:t>
+      </w:r>
     </w:p>
     <w:p>
       <w:pPr>
         <w:rPr>
-          <w:i/>
-          <w:iCs/>
           <w:sz w:val="20"/>
           <w:szCs w:val="20"/>
         </w:rPr>
       </w:pPr>
+      <w:r>
+        <w:rPr>
+          <w:b/>
+          <w:bCs/>
+          <w:sz w:val="20"/>
+          <w:szCs w:val="20"/>
+        </w:rPr>
+        <w:t>One possible explanation why Adam and other adaptive gradient methods might be outperformed by SGD with momentum</w:t>
+      </w:r>
+      <w:r>
+        <w:rPr>
+          <w:sz w:val="20"/>
+          <w:szCs w:val="20"/>
+        </w:rPr>
+        <w:t xml:space="preserve"> is that common deep learning libraries only implement L2 regularization, not the original weight decay.</w:t>
+      </w:r>
     </w:p>
     <w:p>
       <w:pPr>
         <w:rPr>
-          <w:i/>
-          <w:iCs/>
           <w:sz w:val="20"/>
           <w:szCs w:val="20"/>
         </w:rPr>
       </w:pPr>
+      <w:r>
+        <w:rPr>
+          <w:sz w:val="20"/>
+          <w:szCs w:val="20"/>
+        </w:rPr>
+        <w:t>The weight decay function can be described as:</w:t>
+      </w:r>
     </w:p>
     <w:p>
       <w:pPr>
         <w:rPr>
-          <w:i/>
-          <w:iCs/>
           <w:sz w:val="20"/>
           <w:szCs w:val="20"/>
         </w:rPr>
       </w:pPr>
+      <w:r>
+        <w:rPr>
+          <w:sz w:val="20"/>
+          <w:szCs w:val="20"/>
+        </w:rPr>
+        <w:drawing>
+          <wp:inline distT="0" distB="0" distL="0" distR="0" wp14:anchorId="27B3A5A9" wp14:editId="31E70DE6">
+            <wp:extent cx="3553321" cy="323895"/>
+            <wp:effectExtent l="0" t="0" r="9525" b="0"/>
+            <wp:docPr id="851742912" name="Picture 1"/>
+            <wp:cNvGraphicFramePr>
+              <a:graphicFrameLocks xmlns:a="http://schemas.openxmlformats.org/drawingml/2006/main" noChangeAspect="1"/>
+            </wp:cNvGraphicFramePr>
+            <a:graphic xmlns:a="http://schemas.openxmlformats.org/drawingml/2006/main">
+              <a:graphicData uri="http://schemas.openxmlformats.org/drawingml/2006/picture">
+                <pic:pic xmlns:pic="http://schemas.openxmlformats.org/drawingml/2006/picture">
+                  <pic:nvPicPr>
+                    <pic:cNvPr id="851742912" name=""/>
+                    <pic:cNvPicPr/>
+                  </pic:nvPicPr>
+                  <pic:blipFill>
+                    <a:blip r:embed="rId14"/>
+                    <a:stretch>
+                      <a:fillRect/>
+                    </a:stretch>
+                  </pic:blipFill>
+                  <pic:spPr>
+                    <a:xfrm>
+                      <a:off x="0" y="0"/>
+                      <a:ext cx="3553321" cy="323895"/>
+                    </a:xfrm>
+                    <a:prstGeom prst="rect">
+                      <a:avLst/>
+                    </a:prstGeom>
+                  </pic:spPr>
+                </pic:pic>
+              </a:graphicData>
+            </a:graphic>
+          </wp:inline>
+        </w:drawing>
+      </w:r>
+    </w:p>
+    <w:p>
+      <w:pPr>
+        <w:rPr>
+          <w:sz w:val="20"/>
+          <w:szCs w:val="20"/>
+        </w:rPr>
+      </w:pPr>
+      <w:r>
+        <w:rPr>
+          <w:sz w:val="20"/>
+          <w:szCs w:val="20"/>
+        </w:rPr>
+        <w:t xml:space="preserve">or in </w:t>
+      </w:r>
+      <w:proofErr w:type="spellStart"/>
+      <w:r>
+        <w:rPr>
+          <w:sz w:val="20"/>
+          <w:szCs w:val="20"/>
+        </w:rPr>
+        <w:t>matlab</w:t>
+      </w:r>
+      <w:proofErr w:type="spellEnd"/>
+      <w:r>
+        <w:rPr>
+          <w:sz w:val="20"/>
+          <w:szCs w:val="20"/>
+        </w:rPr>
+        <w:t xml:space="preserve"> as :</w:t>
+      </w:r>
+    </w:p>
+    <w:p>
+      <w:pPr>
+        <w:rPr>
+          <w:sz w:val="20"/>
+          <w:szCs w:val="20"/>
+        </w:rPr>
+      </w:pPr>
+      <w:r>
+        <w:rPr>
+          <w:sz w:val="20"/>
+          <w:szCs w:val="20"/>
+        </w:rPr>
+        <w:t xml:space="preserve"> w = w - alpha * </w:t>
+      </w:r>
+      <w:proofErr w:type="spellStart"/>
+      <w:r>
+        <w:rPr>
+          <w:sz w:val="20"/>
+          <w:szCs w:val="20"/>
+        </w:rPr>
+        <w:t>m_hat</w:t>
+      </w:r>
+      <w:proofErr w:type="spellEnd"/>
+      <w:r>
+        <w:rPr>
+          <w:sz w:val="20"/>
+          <w:szCs w:val="20"/>
+        </w:rPr>
+        <w:t xml:space="preserve"> ./ (sqrt(</w:t>
+      </w:r>
+      <w:proofErr w:type="spellStart"/>
+      <w:r>
+        <w:rPr>
+          <w:sz w:val="20"/>
+          <w:szCs w:val="20"/>
+        </w:rPr>
+        <w:t>v_hat</w:t>
+      </w:r>
+      <w:proofErr w:type="spellEnd"/>
+      <w:r>
+        <w:rPr>
+          <w:sz w:val="20"/>
+          <w:szCs w:val="20"/>
+        </w:rPr>
+        <w:t>) + epsilon) - alpha * lambda * w;</w:t>
+      </w:r>
     </w:p>
     <w:p>
       <w:r>
@@ -1136,8 +1405,76 @@
       </w:r>
     </w:p>
     <w:p>
-      <w:r>
-        <w:t>Baydin et al., "Online Learning Rate Adaptation with Hypergradient Descent" (2018)</w:t>
+      <w:proofErr w:type="spellStart"/>
+      <w:r>
+        <w:lastRenderedPageBreak/>
+        <w:t>Baydin</w:t>
+      </w:r>
+      <w:proofErr w:type="spellEnd"/>
+      <w:r>
+        <w:t xml:space="preserve"> et al., "Online Learning Rate Adaptation with </w:t>
+      </w:r>
+      <w:proofErr w:type="spellStart"/>
+      <w:r>
+        <w:t>Hypergradient</w:t>
+      </w:r>
+      <w:proofErr w:type="spellEnd"/>
+      <w:r>
+        <w:t xml:space="preserve"> Descent" (2018)</w:t>
+      </w:r>
+    </w:p>
+    <w:p>
+      <w:r>
+        <w:t>Ilya Loshchilov, Frank Hutter</w:t>
+      </w:r>
+      <w:r>
+        <w:t>.</w:t>
+      </w:r>
+      <w:r>
+        <w:t xml:space="preserve"> “</w:t>
+      </w:r>
+      <w:r>
+        <w:t>Decoupled Weight Decay Regularization</w:t>
+      </w:r>
+      <w:r>
+        <w:t xml:space="preserve">” </w:t>
+      </w:r>
+      <w:r>
+        <w:t xml:space="preserve">, </w:t>
+      </w:r>
+      <w:hyperlink r:id="rId15" w:history="1">
+        <w:r>
+          <w:rPr>
+            <w:rStyle w:val="Hyperlink"/>
+          </w:rPr>
+          <w:t>arXiv:1711.05101v3</w:t>
+        </w:r>
+      </w:hyperlink>
+      <w:r>
+        <w:rPr>
+          <w:b/>
+          <w:bCs/>
+        </w:rPr>
+        <w:t> [</w:t>
+      </w:r>
+      <w:proofErr w:type="spellStart"/>
+      <w:r>
+        <w:rPr>
+          <w:b/>
+          <w:bCs/>
+        </w:rPr>
+        <w:t>cs.LG</w:t>
+      </w:r>
+      <w:proofErr w:type="spellEnd"/>
+      <w:r>
+        <w:rPr>
+          <w:b/>
+          <w:bCs/>
+        </w:rPr>
+        <w:t>]</w:t>
+      </w:r>
+      <w:r>
+        <w:t> </w:t>
       </w:r>
     </w:p>
     <w:p/>
@@ -2067,6 +2404,29 @@
       <w:spacing w:val="5"/>
     </w:rPr>
   </w:style>
+  <w:style w:type="character" w:styleId="Hyperlink">
+    <w:name w:val="Hyperlink"/>
+    <w:basedOn w:val="DefaultParagraphFont"/>
+    <w:uiPriority w:val="99"/>
+    <w:unhideWhenUsed/>
+    <w:rsid w:val="00A0046D"/>
+    <w:rPr>
+      <w:color w:val="467886" w:themeColor="hyperlink"/>
+      <w:u w:val="single"/>
+    </w:rPr>
+  </w:style>
+  <w:style w:type="character" w:styleId="UnresolvedMention">
+    <w:name w:val="Unresolved Mention"/>
+    <w:basedOn w:val="DefaultParagraphFont"/>
+    <w:uiPriority w:val="99"/>
+    <w:semiHidden/>
+    <w:unhideWhenUsed/>
+    <w:rsid w:val="00A0046D"/>
+    <w:rPr>
+      <w:color w:val="605E5C"/>
+      <w:shd w:val="clear" w:color="auto" w:fill="E1DFDD"/>
+    </w:rPr>
+  </w:style>
 </w:styles>
 </file>
 

--- a/docs/August research.docx
+++ b/docs/August research.docx
@@ -260,27 +260,7 @@
           <w:szCs w:val="36"/>
         </w:rPr>
         <w:lastRenderedPageBreak/>
-        <w:t>Double Gradient Descent (</w:t>
-      </w:r>
-      <w:proofErr w:type="spellStart"/>
-      <w:r>
-        <w:rPr>
-          <w:b/>
-          <w:bCs/>
-          <w:sz w:val="30"/>
-          <w:szCs w:val="36"/>
-        </w:rPr>
-        <w:t>Hypergradient</w:t>
-      </w:r>
-      <w:proofErr w:type="spellEnd"/>
-      <w:r>
-        <w:rPr>
-          <w:b/>
-          <w:bCs/>
-          <w:sz w:val="30"/>
-          <w:szCs w:val="36"/>
-        </w:rPr>
-        <w:t xml:space="preserve"> Descent)</w:t>
+        <w:t>Double Gradient Descent (Hypergradient Descent)</w:t>
       </w:r>
     </w:p>
     <w:p>
@@ -303,52 +283,19 @@
         <w:t>but also with respect to the learning rate</w:t>
       </w:r>
       <w:r>
-        <w:t xml:space="preserve"> α itself. This "gradient of a gradient" is called a </w:t>
-      </w:r>
-      <w:proofErr w:type="spellStart"/>
-      <w:r>
-        <w:t>hypergradient</w:t>
-      </w:r>
-      <w:proofErr w:type="spellEnd"/>
-      <w:r>
-        <w:t>.</w:t>
+        <w:t xml:space="preserve"> α itself. This "gradient of a gradient" is called a hypergradient.</w:t>
       </w:r>
     </w:p>
     <w:p>
       <w:r>
         <w:t>Using the paper [</w:t>
       </w:r>
-      <w:proofErr w:type="spellStart"/>
-      <w:r>
-        <w:rPr>
-          <w:b/>
-          <w:bCs/>
-        </w:rPr>
-        <w:t>Baydin</w:t>
-      </w:r>
-      <w:proofErr w:type="spellEnd"/>
-      <w:r>
-        <w:rPr>
-          <w:b/>
-          <w:bCs/>
-        </w:rPr>
-        <w:t xml:space="preserve"> et al., "Online Learning Rate Adaptation with </w:t>
-      </w:r>
-      <w:proofErr w:type="spellStart"/>
-      <w:r>
-        <w:rPr>
-          <w:b/>
-          <w:bCs/>
-        </w:rPr>
-        <w:t>Hypergradient</w:t>
-      </w:r>
-      <w:proofErr w:type="spellEnd"/>
-      <w:r>
-        <w:rPr>
-          <w:b/>
-          <w:bCs/>
-        </w:rPr>
-        <w:t xml:space="preserve"> Descent" (2018), ICLR</w:t>
+      <w:r>
+        <w:rPr>
+          <w:b/>
+          <w:bCs/>
+        </w:rPr>
+        <w:t>Baydin et al., "Online Learning Rate Adaptation with Hypergradient Descent" (2018), ICLR</w:t>
       </w:r>
       <w:r>
         <w:t>]</w:t>
@@ -973,23 +920,7 @@
     <w:p>
       <w:r>
         <w:lastRenderedPageBreak/>
-        <w:t xml:space="preserve">∂f/∂xᵢ ≈ (f(x + </w:t>
-      </w:r>
-      <w:proofErr w:type="spellStart"/>
-      <w:r>
-        <w:t>εe</w:t>
-      </w:r>
-      <w:proofErr w:type="spellEnd"/>
-      <w:r>
-        <w:t xml:space="preserve">ᵢ) − f(x − </w:t>
-      </w:r>
-      <w:proofErr w:type="spellStart"/>
-      <w:r>
-        <w:t>εe</w:t>
-      </w:r>
-      <w:proofErr w:type="spellEnd"/>
-      <w:r>
-        <w:t>ᵢ)) / 2ε</w:t>
+        <w:t>∂f/∂xᵢ ≈ (f(x + εeᵢ) − f(x − εeᵢ)) / 2ε</w:t>
       </w:r>
     </w:p>
     <w:p>
@@ -1029,23 +960,7 @@
     </w:p>
     <w:p>
       <w:r>
-        <w:t xml:space="preserve">ĝ ≈ (f(x + </w:t>
-      </w:r>
-      <w:proofErr w:type="spellStart"/>
-      <w:r>
-        <w:t>εΔ</w:t>
-      </w:r>
-      <w:proofErr w:type="spellEnd"/>
-      <w:r>
-        <w:t xml:space="preserve">) − f(x − </w:t>
-      </w:r>
-      <w:proofErr w:type="spellStart"/>
-      <w:r>
-        <w:t>εΔ</w:t>
-      </w:r>
-      <w:proofErr w:type="spellEnd"/>
-      <w:r>
-        <w:t>)) / 2ε · Δ⁻¹</w:t>
+        <w:t>ĝ ≈ (f(x + εΔ) − f(x − εΔ)) / 2ε · Δ⁻¹</w:t>
       </w:r>
     </w:p>
     <w:p>
@@ -1064,14 +979,12 @@
       <w:r>
         <w:t xml:space="preserve"> A trick where you evaluate f(x + </w:t>
       </w:r>
-      <w:proofErr w:type="spellStart"/>
       <w:r>
         <w:rPr>
           <w:highlight w:val="yellow"/>
         </w:rPr>
         <w:t>ih</w:t>
       </w:r>
-      <w:proofErr w:type="spellEnd"/>
       <w:r>
         <w:t xml:space="preserve">) with a </w:t>
       </w:r>
@@ -1333,23 +1246,22 @@
           <w:sz w:val="20"/>
           <w:szCs w:val="20"/>
         </w:rPr>
-        <w:t xml:space="preserve">or in </w:t>
-      </w:r>
-      <w:proofErr w:type="spellStart"/>
-      <w:r>
+        <w:t>or in matlab as :</w:t>
+      </w:r>
+    </w:p>
+    <w:p>
+      <w:pPr>
         <w:rPr>
           <w:sz w:val="20"/>
           <w:szCs w:val="20"/>
         </w:rPr>
-        <w:t>matlab</w:t>
-      </w:r>
-      <w:proofErr w:type="spellEnd"/>
+      </w:pPr>
       <w:r>
         <w:rPr>
           <w:sz w:val="20"/>
           <w:szCs w:val="20"/>
         </w:rPr>
-        <w:t xml:space="preserve"> as :</w:t>
+        <w:t xml:space="preserve"> w = w - alpha * m_hat ./ (sqrt(v_hat) + epsilon) - alpha * lambda * w;</w:t>
       </w:r>
     </w:p>
     <w:p>
@@ -1359,44 +1271,126 @@
           <w:szCs w:val="20"/>
         </w:rPr>
       </w:pPr>
-      <w:r>
-        <w:rPr>
-          <w:sz w:val="20"/>
-          <w:szCs w:val="20"/>
-        </w:rPr>
-        <w:t xml:space="preserve"> w = w - alpha * </w:t>
-      </w:r>
-      <w:proofErr w:type="spellStart"/>
-      <w:r>
-        <w:rPr>
-          <w:sz w:val="20"/>
-          <w:szCs w:val="20"/>
-        </w:rPr>
-        <w:t>m_hat</w:t>
-      </w:r>
-      <w:proofErr w:type="spellEnd"/>
-      <w:r>
-        <w:rPr>
-          <w:sz w:val="20"/>
-          <w:szCs w:val="20"/>
-        </w:rPr>
-        <w:t xml:space="preserve"> ./ (sqrt(</w:t>
-      </w:r>
-      <w:proofErr w:type="spellStart"/>
-      <w:r>
-        <w:rPr>
-          <w:sz w:val="20"/>
-          <w:szCs w:val="20"/>
-        </w:rPr>
-        <w:t>v_hat</w:t>
-      </w:r>
-      <w:proofErr w:type="spellEnd"/>
-      <w:r>
-        <w:rPr>
-          <w:sz w:val="20"/>
-          <w:szCs w:val="20"/>
-        </w:rPr>
-        <w:t>) + epsilon) - alpha * lambda * w;</w:t>
+    </w:p>
+    <w:p>
+      <w:pPr>
+        <w:rPr>
+          <w:b/>
+          <w:bCs/>
+        </w:rPr>
+      </w:pPr>
+      <w:r>
+        <w:rPr>
+          <w:b/>
+          <w:bCs/>
+        </w:rPr>
+        <w:lastRenderedPageBreak/>
+        <w:t>AMSGrad</w:t>
+      </w:r>
+      <w:r>
+        <w:rPr>
+          <w:b/>
+          <w:bCs/>
+        </w:rPr>
+        <w:t xml:space="preserve"> (</w:t>
+      </w:r>
+      <w:r>
+        <w:rPr>
+          <w:b/>
+          <w:bCs/>
+        </w:rPr>
+        <w:t>Fix the Non-Convergence</w:t>
+      </w:r>
+      <w:r>
+        <w:rPr>
+          <w:b/>
+          <w:bCs/>
+        </w:rPr>
+        <w:t>)</w:t>
+      </w:r>
+    </w:p>
+    <w:p>
+      <w:r>
+        <w:t xml:space="preserve">Several recently proposed stochastic optimization methods that have been successfully used in training deep networks such as RMSPROP, </w:t>
+      </w:r>
+      <w:r>
+        <w:rPr>
+          <w:b/>
+          <w:bCs/>
+        </w:rPr>
+        <w:t>ADAM</w:t>
+      </w:r>
+      <w:r>
+        <w:t>, ADADELTA, NADAM are based on using gradient updates scaled by square roots of exponential moving averages of squared past gradients. In many applications, e.g. learning with large output spaces, it has been empirically observed that these algorithms fail to converge to an optimal solution (or a critical point in nonconvex settings).</w:t>
+      </w:r>
+    </w:p>
+    <w:p>
+      <w:r>
+        <w:t xml:space="preserve">Although ADAGRAD works well for sparse settings, </w:t>
+      </w:r>
+      <w:r>
+        <w:rPr>
+          <w:b/>
+          <w:bCs/>
+        </w:rPr>
+        <w:t xml:space="preserve">its performance has been observed to deteriorate in settings where the loss functions are </w:t>
+      </w:r>
+      <w:r>
+        <w:rPr>
+          <w:b/>
+          <w:bCs/>
+        </w:rPr>
+        <w:t>nonconvex</w:t>
+      </w:r>
+      <w:r>
+        <w:t>,</w:t>
+      </w:r>
+      <w:r>
+        <w:t xml:space="preserve"> and gradients are dense due to rapid decay of the learning rate in these settings since </w:t>
+      </w:r>
+      <w:r>
+        <w:rPr>
+          <w:b/>
+          <w:bCs/>
+        </w:rPr>
+        <w:t>it uses all the past gradients in the update</w:t>
+      </w:r>
+      <w:r>
+        <w:t xml:space="preserve">. This problem is especially exacerbated in high dimensional problems arising in deep learning. To tackle this issue, several variants of ADAGRAD, such as RMSPROP (Tieleman &amp; Hinton, 2012), </w:t>
+      </w:r>
+      <w:r>
+        <w:rPr>
+          <w:b/>
+          <w:bCs/>
+          <w:highlight w:val="yellow"/>
+        </w:rPr>
+        <w:t>ADAM</w:t>
+      </w:r>
+      <w:r>
+        <w:rPr>
+          <w:b/>
+          <w:bCs/>
+        </w:rPr>
+        <w:t xml:space="preserve"> </w:t>
+      </w:r>
+      <w:r>
+        <w:t>(Kingma &amp; Ba, 2015), ADADELTA (Zeiler, 2012), NADAM (Dozat, 2016), etc, have been proposed which mitigate the rapid decay of the learning rate using the exponential moving averages of squared past gradients, essentially limiting the reliance of the update to only the past few gradients.</w:t>
+      </w:r>
+    </w:p>
+    <w:p>
+      <w:r>
+        <w:t>Adam updates its second moment estimate using an exponential moving average of past squared gradients. AMSGrad takes the maximum of the current squared gradient and the previous maximum squared gradient</w:t>
+      </w:r>
+      <w:r>
+        <w:t>.</w:t>
+      </w:r>
+    </w:p>
+    <w:p>
+      <w:r>
+        <w:t>Adam can occasionally have increasing or fluctuating effective learning rates that cause it to miss optimal points on certain convex functions. AMSGrad guarantees that the effective learning rate is strictly non-increasing</w:t>
+      </w:r>
+      <w:r>
+        <w:t>.</w:t>
       </w:r>
     </w:p>
     <w:p>
@@ -1405,22 +1399,8 @@
       </w:r>
     </w:p>
     <w:p>
-      <w:proofErr w:type="spellStart"/>
-      <w:r>
-        <w:lastRenderedPageBreak/>
-        <w:t>Baydin</w:t>
-      </w:r>
-      <w:proofErr w:type="spellEnd"/>
-      <w:r>
-        <w:t xml:space="preserve"> et al., "Online Learning Rate Adaptation with </w:t>
-      </w:r>
-      <w:proofErr w:type="spellStart"/>
-      <w:r>
-        <w:t>Hypergradient</w:t>
-      </w:r>
-      <w:proofErr w:type="spellEnd"/>
-      <w:r>
-        <w:t xml:space="preserve"> Descent" (2018)</w:t>
+      <w:r>
+        <w:t>Baydin et al., "Online Learning Rate Adaptation with Hypergradient Descent" (2018)</w:t>
       </w:r>
     </w:p>
     <w:p>
@@ -1455,26 +1435,42 @@
           <w:b/>
           <w:bCs/>
         </w:rPr>
-        <w:t> [</w:t>
-      </w:r>
-      <w:proofErr w:type="spellStart"/>
-      <w:r>
-        <w:rPr>
-          <w:b/>
-          <w:bCs/>
-        </w:rPr>
-        <w:t>cs.LG</w:t>
-      </w:r>
-      <w:proofErr w:type="spellEnd"/>
-      <w:r>
-        <w:rPr>
-          <w:b/>
-          <w:bCs/>
-        </w:rPr>
-        <w:t>]</w:t>
+        <w:t> [cs.LG]</w:t>
       </w:r>
       <w:r>
         <w:t> </w:t>
+      </w:r>
+    </w:p>
+    <w:p>
+      <w:r>
+        <w:t>Sashank J. Reddi, Satyen Kale &amp; Sanjiv Kumar</w:t>
+      </w:r>
+      <w:r>
+        <w:t>. “</w:t>
+      </w:r>
+      <w:r>
+        <w:t>ON THE CONVERGENCE OF ADAM AND BEYOND</w:t>
+      </w:r>
+      <w:r>
+        <w:t xml:space="preserve">”, </w:t>
+      </w:r>
+      <w:r>
+        <w:t> </w:t>
+      </w:r>
+      <w:hyperlink r:id="rId16" w:history="1">
+        <w:r>
+          <w:rPr>
+            <w:rStyle w:val="Hyperlink"/>
+          </w:rPr>
+          <w:t>arXiv:1904.09237v1</w:t>
+        </w:r>
+      </w:hyperlink>
+      <w:r>
+        <w:rPr>
+          <w:b/>
+          <w:bCs/>
+        </w:rPr>
+        <w:t> [cs.LG]</w:t>
       </w:r>
     </w:p>
     <w:p/>
